--- a/chanjiaen-resume.docx
+++ b/chanjiaen-resume.docx
@@ -642,297 +642,31 @@
     </w:p>
     <w:p>
       <w:pPr>
-        <w:pStyle w:val="NoSpacing"/>
-        <w:rPr>
-          <w:rStyle w:val="Heading1Char"/>
-          <w:b/>
-          <w:bCs/>
-          <w:color w:val="auto"/>
-          <w:sz w:val="28"/>
-          <w:szCs w:val="28"/>
-          <w:rtl w:val="off"/>
-        </w:rPr>
-      </w:pPr>
-      <w:r>
-        <w:rPr>
-          <w:rStyle w:val="Heading1Char"/>
-          <w:b/>
-          <w:bCs/>
-          <w:color w:val="auto"/>
-          <w:sz w:val="28"/>
-          <w:szCs w:val="28"/>
-          <w:rtl w:val="off"/>
-        </w:rPr>
-        <w:t>Full Stack Developer Trainee</w:t>
-      </w:r>
-      <w:r>
-        <w:rPr>
-          <w:rStyle w:val="Heading1Char"/>
-          <w:b/>
-          <w:bCs/>
-          <w:color w:val="auto"/>
-          <w:sz w:val="28"/>
-          <w:szCs w:val="28"/>
-          <w:rtl w:val="off"/>
-        </w:rPr>
+        <w:pStyle w:val="Heading1"/>
+        <w:rPr>
+          <w:rtl w:val="off"/>
+        </w:rPr>
+      </w:pPr>
+      <w:r>
+        <w:rPr>
+          <w:rtl w:val="off"/>
+        </w:rPr>
+        <w:t>Data Entry Clerk</w:t>
         <w:tab/>
-        <w:t>|</w:t>
+      </w:r>
+      <w:r>
+        <w:rPr>
+          <w:rtl w:val="off"/>
+        </w:rPr>
         <w:tab/>
         <w:tab/>
         <w:tab/>
       </w:r>
       <w:r>
         <w:rPr>
-          <w:rStyle w:val="Heading1Char"/>
-          <w:b/>
-          <w:bCs/>
-          <w:color w:val="auto"/>
-          <w:sz w:val="28"/>
-          <w:szCs w:val="28"/>
-          <w:rtl w:val="off"/>
-        </w:rPr>
-        <w:t>Nov 2024 - Mar 2025</w:t>
-      </w:r>
-    </w:p>
-    <w:p>
-      <w:pPr>
-        <w:pStyle w:val="NoSpacing"/>
-        <w:rPr>
-          <w:rFonts w:ascii="Cambria" w:cs="Cambria" w:eastAsia="Cambria" w:hAnsi="Cambria"/>
-          <w:b/>
-          <w:bCs/>
-          <w:color w:val="39a5b7" w:themeColor="accent1"/>
-          <w:sz w:val="26"/>
-          <w:szCs w:val="26"/>
-        </w:rPr>
-      </w:pPr>
-      <w:r>
-        <w:rPr>
-          <w:b/>
-          <w:bCs/>
-          <w:color w:val="39a5b7" w:themeColor="accent1"/>
-          <w:sz w:val="26"/>
-          <w:szCs w:val="26"/>
-          <w:rtl w:val="off"/>
-        </w:rPr>
-        <w:t>Generation SG/Temasek Polytechnic</w:t>
-      </w:r>
-    </w:p>
-    <w:p>
-      <w:pPr>
-        <w:keepNext w:val="off"/>
-        <w:keepLines w:val="off"/>
-        <w:pageBreakBefore w:val="off"/>
-        <w:widowControl w:val="on"/>
-        <w:numPr>
-          <w:ilvl w:val="0"/>
-          <w:numId w:val="1"/>
-        </w:numPr>
-        <w:pBdr>
-          <w:top w:val="nil" w:sz="4" w:space="0"/>
-          <w:left w:val="nil" w:sz="4" w:space="0"/>
-          <w:bottom w:val="nil" w:sz="4" w:space="0"/>
-          <w:right w:val="nil" w:sz="4" w:space="0"/>
-          <w:between w:val="nil" w:sz="4" w:space="0"/>
-        </w:pBdr>
-        <w:shd w:val="clear" w:fill="auto"/>
-        <w:spacing w:before="0" w:after="0" w:line="240" w:lineRule="auto"/>
-        <w:ind w:left="216" w:right="0" w:hanging="216"/>
-        <w:jc w:val="left"/>
-        <w:rPr>
-          <w:rFonts w:asciiTheme="minorAscii" w:cstheme="minorAscii" w:eastAsiaTheme="minorAscii" w:hAnsiTheme="minorAscii"/>
-          <w:b w:val="off"/>
-          <w:i w:val="off"/>
-          <w:smallCaps w:val="off"/>
-          <w:color w:val="404040"/>
-          <w:sz w:val="24"/>
-          <w:szCs w:val="24"/>
-          <w:u w:val="none"/>
-          <w:shd w:val="clear" w:fill="auto"/>
-          <w:vertAlign w:val="baseline"/>
-        </w:rPr>
-      </w:pPr>
-      <w:r>
-        <w:rPr>
-          <w:rFonts w:asciiTheme="minorAscii" w:cstheme="minorAscii" w:eastAsiaTheme="minorAscii" w:hAnsiTheme="minorAscii"/>
-          <w:b w:val="off"/>
-          <w:i w:val="off"/>
-          <w:smallCaps w:val="off"/>
-          <w:color w:val="404040"/>
-          <w:sz w:val="24"/>
-          <w:szCs w:val="24"/>
-          <w:u w:val="none"/>
-          <w:shd w:val="clear" w:fill="auto"/>
-          <w:vertAlign w:val="baseline"/>
-        </w:rPr>
-        <w:t>Developed a mobile reactive webpage based on a specific layout (Colmar Academy webpage)</w:t>
-      </w:r>
-    </w:p>
-    <w:p>
-      <w:pPr>
-        <w:keepNext w:val="off"/>
-        <w:keepLines w:val="off"/>
-        <w:pageBreakBefore w:val="off"/>
-        <w:widowControl w:val="on"/>
-        <w:numPr>
-          <w:ilvl w:val="0"/>
-          <w:numId w:val="1"/>
-        </w:numPr>
-        <w:pBdr>
-          <w:top w:val="nil" w:sz="4" w:space="0"/>
-          <w:left w:val="nil" w:sz="4" w:space="0"/>
-          <w:bottom w:val="nil" w:sz="4" w:space="0"/>
-          <w:right w:val="nil" w:sz="4" w:space="0"/>
-          <w:between w:val="nil" w:sz="4" w:space="0"/>
-        </w:pBdr>
-        <w:shd w:val="clear" w:fill="auto"/>
-        <w:spacing w:before="0" w:after="0" w:line="240" w:lineRule="auto"/>
-        <w:ind w:left="216" w:right="0" w:hanging="216"/>
-        <w:jc w:val="left"/>
-        <w:rPr>
-          <w:rFonts w:asciiTheme="minorAscii" w:cstheme="minorAscii" w:eastAsiaTheme="minorAscii" w:hAnsiTheme="minorAscii"/>
-          <w:sz w:val="24"/>
-          <w:szCs w:val="24"/>
-        </w:rPr>
-      </w:pPr>
-      <w:r>
-        <w:rPr>
-          <w:rFonts w:asciiTheme="minorAscii" w:cstheme="minorAscii" w:eastAsiaTheme="minorAscii" w:hAnsiTheme="minorAscii"/>
-          <w:sz w:val="24"/>
-          <w:szCs w:val="24"/>
-        </w:rPr>
-        <w:t>Developed a JavaScript console based game - Find Your Hat</w:t>
-      </w:r>
-    </w:p>
-    <w:p>
-      <w:pPr>
-        <w:keepNext w:val="off"/>
-        <w:keepLines w:val="off"/>
-        <w:pageBreakBefore w:val="off"/>
-        <w:widowControl w:val="on"/>
-        <w:numPr>
-          <w:ilvl w:val="0"/>
-          <w:numId w:val="1"/>
-        </w:numPr>
-        <w:pBdr>
-          <w:top w:val="nil" w:sz="4" w:space="0"/>
-          <w:left w:val="nil" w:sz="4" w:space="0"/>
-          <w:bottom w:val="nil" w:sz="4" w:space="0"/>
-          <w:right w:val="nil" w:sz="4" w:space="0"/>
-          <w:between w:val="nil" w:sz="4" w:space="0"/>
-        </w:pBdr>
-        <w:shd w:val="clear" w:fill="auto"/>
-        <w:spacing w:before="0" w:after="0" w:line="240" w:lineRule="auto"/>
-        <w:ind w:left="216" w:right="0" w:hanging="216"/>
-        <w:jc w:val="left"/>
-        <w:rPr>
-          <w:rFonts w:asciiTheme="minorAscii" w:cstheme="minorAscii" w:eastAsiaTheme="minorAscii" w:hAnsiTheme="minorAscii"/>
-          <w:sz w:val="24"/>
-          <w:szCs w:val="24"/>
-          <w:u w:val="none"/>
-        </w:rPr>
-      </w:pPr>
-      <w:r>
-        <w:rPr>
-          <w:rFonts w:asciiTheme="minorAscii" w:cstheme="minorAscii" w:eastAsiaTheme="minorAscii" w:hAnsiTheme="minorAscii"/>
-          <w:sz w:val="24"/>
-          <w:szCs w:val="24"/>
-          <w:u w:val="none"/>
-        </w:rPr>
-        <w:t>Completed our capstone project - A social media website for plant lovers using Java Spring Boot for the backend, and JavaScript/HTML &amp; Bootstrap/CSS for the frontend. Information displayed on the front end is stored in a SQL database</w:t>
-      </w:r>
-    </w:p>
-    <w:p>
-      <w:pPr>
-        <w:keepNext w:val="off"/>
-        <w:keepLines w:val="off"/>
-        <w:pageBreakBefore w:val="off"/>
-        <w:widowControl w:val="on"/>
-        <w:numPr>
-          <w:ilvl w:val="0"/>
-          <w:numId w:val="1"/>
-        </w:numPr>
-        <w:pBdr>
-          <w:top w:val="nil" w:sz="4" w:space="0"/>
-          <w:left w:val="nil" w:sz="4" w:space="0"/>
-          <w:bottom w:val="nil" w:sz="4" w:space="0"/>
-          <w:right w:val="nil" w:sz="4" w:space="0"/>
-          <w:between w:val="nil" w:sz="4" w:space="0"/>
-        </w:pBdr>
-        <w:shd w:val="clear" w:fill="auto"/>
-        <w:spacing w:before="0" w:line="240" w:lineRule="auto"/>
-        <w:ind w:left="216" w:right="0" w:hanging="216"/>
-        <w:jc w:val="left"/>
-        <w:rPr>
-          <w:rFonts w:asciiTheme="minorAscii" w:cstheme="minorAscii" w:eastAsiaTheme="minorAscii" w:hAnsiTheme="minorAscii"/>
-          <w:sz w:val="24"/>
-          <w:szCs w:val="24"/>
-        </w:rPr>
-      </w:pPr>
-      <w:r>
-        <w:rPr>
-          <w:rFonts w:asciiTheme="minorAscii" w:cstheme="minorAscii" w:eastAsiaTheme="minorAscii" w:hAnsiTheme="minorAscii"/>
-          <w:sz w:val="24"/>
-          <w:szCs w:val="24"/>
-          <w:rtl w:val="off"/>
-        </w:rPr>
-        <w:t>Learned Full Stack Developer relevant skills: JavaScript, Java, Spring Boot, React, MySQL, HTML, and CSS</w:t>
-      </w:r>
-    </w:p>
-    <w:p>
-      <w:pPr>
-        <w:keepNext w:val="off"/>
-        <w:keepLines w:val="off"/>
-        <w:pageBreakBefore w:val="off"/>
-        <w:widowControl w:val="on"/>
-        <w:pBdr>
-          <w:top w:val="nil" w:sz="4" w:space="0"/>
-          <w:left w:val="nil" w:sz="4" w:space="0"/>
-          <w:bottom w:val="nil" w:sz="4" w:space="0"/>
-          <w:right w:val="nil" w:sz="4" w:space="0"/>
-          <w:between w:val="nil" w:sz="4" w:space="0"/>
-        </w:pBdr>
-        <w:shd w:val="clear" w:fill="auto"/>
-        <w:spacing w:before="0" w:line="240" w:lineRule="auto"/>
-        <w:ind w:right="0"/>
-        <w:jc w:val="left"/>
-        <w:rPr>
-          <w:rFonts w:asciiTheme="minorAscii" w:cstheme="minorAscii" w:eastAsiaTheme="minorAscii" w:hAnsiTheme="minorAscii"/>
-          <w:sz w:val="24"/>
-          <w:szCs w:val="24"/>
-        </w:rPr>
-      </w:pPr>
-    </w:p>
-    <w:p>
-      <w:pPr>
-        <w:pStyle w:val="Heading1"/>
-        <w:rPr>
-          <w:rtl w:val="off"/>
-        </w:rPr>
-      </w:pPr>
-      <w:r>
-        <w:rPr>
-          <w:rtl w:val="off"/>
-        </w:rPr>
-        <w:t>Data Entry Clerk</w:t>
-        <w:tab/>
-      </w:r>
-      <w:r>
-        <w:rPr>
-          <w:rtl w:val="off"/>
-        </w:rPr>
-        <w:tab/>
-        <w:tab/>
-        <w:tab/>
-      </w:r>
-      <w:r>
-        <w:rPr>
           <w:rtl w:val="off"/>
         </w:rPr>
         <w:t xml:space="preserve">| </w:t>
-        <w:tab/>
-        <w:tab/>
-        <w:tab/>
       </w:r>
       <w:r>
         <w:rPr>
@@ -1013,99 +747,6 @@
     </w:p>
     <w:p>
       <w:pPr>
-        <w:keepNext w:val="off"/>
-        <w:keepLines w:val="off"/>
-        <w:pageBreakBefore w:val="off"/>
-        <w:widowControl w:val="on"/>
-        <w:pBdr>
-          <w:top w:val="nil" w:sz="4" w:space="0"/>
-          <w:left w:val="nil" w:sz="4" w:space="0"/>
-          <w:bottom w:val="nil" w:sz="4" w:space="0"/>
-          <w:right w:val="nil" w:sz="4" w:space="0"/>
-          <w:between w:val="nil" w:sz="4" w:space="0"/>
-        </w:pBdr>
-        <w:shd w:val="clear" w:fill="auto"/>
-        <w:spacing w:before="0" w:after="240" w:line="360" w:lineRule="auto"/>
-        <w:ind w:left="216" w:right="0" w:firstLine="0"/>
-        <w:jc w:val="left"/>
-        <w:rPr>
-          <w:rFonts w:ascii="Cambria" w:cs="Cambria" w:eastAsia="Cambria" w:hAnsi="Cambria"/>
-          <w:b w:val="off"/>
-          <w:i w:val="off"/>
-          <w:smallCaps w:val="off"/>
-          <w:color w:val="404040"/>
-          <w:sz w:val="24"/>
-          <w:szCs w:val="24"/>
-          <w:u w:val="none"/>
-          <w:shd w:val="clear" w:fill="auto"/>
-          <w:vertAlign w:val="baseline"/>
-        </w:rPr>
-      </w:pPr>
-    </w:p>
-    <w:p>
-      <w:pPr>
-        <w:keepNext w:val="off"/>
-        <w:keepLines w:val="off"/>
-        <w:pageBreakBefore w:val="off"/>
-        <w:widowControl w:val="on"/>
-        <w:pBdr>
-          <w:top w:val="nil" w:sz="4" w:space="0"/>
-          <w:left w:val="nil" w:sz="4" w:space="0"/>
-          <w:bottom w:val="nil" w:sz="4" w:space="0"/>
-          <w:right w:val="nil" w:sz="4" w:space="0"/>
-          <w:between w:val="nil" w:sz="4" w:space="0"/>
-        </w:pBdr>
-        <w:shd w:val="clear" w:fill="auto"/>
-        <w:spacing w:before="0" w:after="240" w:line="360" w:lineRule="auto"/>
-        <w:ind w:left="216" w:right="0" w:firstLine="0"/>
-        <w:jc w:val="left"/>
-        <w:rPr>
-          <w:rFonts w:ascii="Cambria" w:cs="Cambria" w:eastAsia="Cambria" w:hAnsi="Cambria"/>
-          <w:b w:val="off"/>
-          <w:i w:val="off"/>
-          <w:smallCaps w:val="off"/>
-          <w:color w:val="404040"/>
-          <w:sz w:val="24"/>
-          <w:szCs w:val="24"/>
-          <w:u w:val="none"/>
-          <w:shd w:val="clear" w:fill="auto"/>
-          <w:vertAlign w:val="baseline"/>
-        </w:rPr>
-      </w:pPr>
-    </w:p>
-    <w:p>
-      <w:pPr>
-        <w:keepNext w:val="off"/>
-        <w:keepLines w:val="off"/>
-        <w:pageBreakBefore w:val="off"/>
-        <w:widowControl w:val="on"/>
-        <w:pBdr>
-          <w:top w:val="nil" w:sz="4" w:space="0"/>
-          <w:left w:val="nil" w:sz="4" w:space="0"/>
-          <w:bottom w:val="nil" w:sz="4" w:space="0"/>
-          <w:right w:val="nil" w:sz="4" w:space="0"/>
-          <w:between w:val="nil" w:sz="4" w:space="0"/>
-        </w:pBdr>
-        <w:shd w:val="clear" w:fill="auto"/>
-        <w:spacing w:before="0" w:after="240" w:line="360" w:lineRule="auto"/>
-        <w:ind w:left="216" w:right="0" w:firstLine="0"/>
-        <w:jc w:val="left"/>
-        <w:rPr>
-          <w:rFonts w:ascii="Cambria" w:cs="Cambria" w:eastAsia="Cambria" w:hAnsi="Cambria"/>
-          <w:b w:val="off"/>
-          <w:i w:val="off"/>
-          <w:smallCaps w:val="off"/>
-          <w:color w:val="404040"/>
-          <w:sz w:val="24"/>
-          <w:szCs w:val="24"/>
-          <w:u w:val="none"/>
-          <w:shd w:val="clear" w:fill="auto"/>
-          <w:vertAlign w:val="baseline"/>
-        </w:rPr>
-      </w:pPr>
-    </w:p>
-    <w:p>
-      <w:pPr>
         <w:pStyle w:val="Heading1"/>
         <w:rPr>
           <w:rtl w:val="off"/>
@@ -1131,9 +772,6 @@
           <w:rtl w:val="off"/>
         </w:rPr>
         <w:t xml:space="preserve">| </w:t>
-        <w:tab/>
-        <w:tab/>
-        <w:tab/>
       </w:r>
       <w:r>
         <w:rPr>
@@ -1325,37 +963,6 @@
     </w:p>
     <w:p>
       <w:pPr>
-        <w:keepNext w:val="off"/>
-        <w:keepLines w:val="off"/>
-        <w:pageBreakBefore w:val="off"/>
-        <w:widowControl w:val="on"/>
-        <w:pBdr>
-          <w:top w:val="nil" w:sz="4" w:space="0"/>
-          <w:left w:val="nil" w:sz="4" w:space="0"/>
-          <w:bottom w:val="nil" w:sz="4" w:space="0"/>
-          <w:right w:val="nil" w:sz="4" w:space="0"/>
-          <w:between w:val="nil" w:sz="4" w:space="0"/>
-        </w:pBdr>
-        <w:shd w:val="clear" w:fill="auto"/>
-        <w:spacing w:before="0" w:after="240" w:line="288" w:lineRule="auto"/>
-        <w:ind w:left="216" w:right="0" w:firstLine="0"/>
-        <w:jc w:val="left"/>
-        <w:rPr>
-          <w:rFonts w:ascii="Cambria" w:cs="Cambria" w:eastAsia="Cambria" w:hAnsi="Cambria"/>
-          <w:b w:val="off"/>
-          <w:i w:val="off"/>
-          <w:smallCaps w:val="off"/>
-          <w:color w:val="404040"/>
-          <w:sz w:val="24"/>
-          <w:szCs w:val="24"/>
-          <w:u w:val="none"/>
-          <w:shd w:val="clear" w:fill="auto"/>
-          <w:vertAlign w:val="baseline"/>
-        </w:rPr>
-      </w:pPr>
-    </w:p>
-    <w:p>
-      <w:pPr>
         <w:pStyle w:val="Heading1"/>
         <w:rPr/>
       </w:pPr>
@@ -1375,9 +982,6 @@
         <w:tab/>
         <w:tab/>
         <w:t>| </w:t>
-        <w:tab/>
-        <w:tab/>
-        <w:tab/>
       </w:r>
       <w:r>
         <w:rPr>
@@ -1571,6 +1175,37 @@
         </w:pBdr>
         <w:shd w:val="clear" w:fill="auto"/>
         <w:spacing w:before="0" w:after="0" w:line="288" w:lineRule="auto"/>
+        <w:ind w:left="216" w:right="0" w:firstLine="0"/>
+        <w:jc w:val="left"/>
+        <w:rPr>
+          <w:rFonts w:ascii="Cambria" w:cs="Cambria" w:eastAsia="Cambria" w:hAnsi="Cambria"/>
+          <w:b w:val="off"/>
+          <w:i w:val="off"/>
+          <w:smallCaps w:val="off"/>
+          <w:color w:val="404040"/>
+          <w:sz w:val="24"/>
+          <w:szCs w:val="24"/>
+          <w:u w:val="none"/>
+          <w:shd w:val="clear" w:fill="auto"/>
+          <w:vertAlign w:val="baseline"/>
+        </w:rPr>
+      </w:pPr>
+    </w:p>
+    <w:p>
+      <w:pPr>
+        <w:keepNext w:val="off"/>
+        <w:keepLines w:val="off"/>
+        <w:pageBreakBefore w:val="off"/>
+        <w:widowControl w:val="on"/>
+        <w:pBdr>
+          <w:top w:val="nil" w:sz="4" w:space="0"/>
+          <w:left w:val="nil" w:sz="4" w:space="0"/>
+          <w:bottom w:val="nil" w:sz="4" w:space="0"/>
+          <w:right w:val="nil" w:sz="4" w:space="0"/>
+          <w:between w:val="nil" w:sz="4" w:space="0"/>
+        </w:pBdr>
+        <w:shd w:val="clear" w:fill="auto"/>
+        <w:spacing w:before="0" w:after="0" w:line="288" w:lineRule="auto"/>
         <w:ind w:left="0" w:right="0" w:firstLine="0"/>
         <w:jc w:val="left"/>
         <w:rPr>
@@ -1911,6 +1546,63 @@
     </w:p>
     <w:p>
       <w:pPr>
+        <w:pStyle w:val="Heading1"/>
+        <w:rPr/>
+      </w:pPr>
+      <w:r>
+        <w:rPr>
+          <w:sz w:val="40"/>
+          <w:szCs w:val="40"/>
+        </w:rPr>
+        <w:t>Certification</w:t>
+      </w:r>
+    </w:p>
+    <w:p>
+      <w:pPr>
+        <w:keepNext w:val="off"/>
+        <w:keepLines w:val="off"/>
+        <w:pageBreakBefore w:val="off"/>
+        <w:widowControl w:val="on"/>
+        <w:numPr>
+          <w:ilvl w:val="0"/>
+          <w:numId w:val="6"/>
+        </w:numPr>
+        <w:pBdr>
+          <w:top w:val="nil" w:sz="4" w:space="0"/>
+          <w:left w:val="nil" w:sz="4" w:space="0"/>
+          <w:bottom w:val="nil" w:sz="4" w:space="0"/>
+          <w:right w:val="nil" w:sz="4" w:space="0"/>
+          <w:between w:val="nil" w:sz="4" w:space="0"/>
+        </w:pBdr>
+        <w:shd w:val="clear" w:fill="auto"/>
+        <w:spacing w:before="0" w:after="0" w:line="288" w:lineRule="auto"/>
+        <w:ind w:left="216" w:right="0" w:hanging="216"/>
+        <w:jc w:val="left"/>
+        <w:rPr>
+          <w:sz w:val="24"/>
+          <w:szCs w:val="24"/>
+          <w:u w:val="none"/>
+        </w:rPr>
+      </w:pPr>
+      <w:r>
+        <w:rPr>
+          <w:rFonts w:ascii="Cambria" w:cs="Cambria" w:eastAsia="Cambria" w:hAnsi="Cambria"/>
+          <w:b w:val="off"/>
+          <w:i w:val="off"/>
+          <w:smallCaps w:val="off"/>
+          <w:color w:val="404040"/>
+          <w:sz w:val="24"/>
+          <w:szCs w:val="24"/>
+          <w:u w:val="none"/>
+          <w:shd w:val="clear" w:fill="auto"/>
+          <w:vertAlign w:val="baseline"/>
+          <w:rtl w:val="off"/>
+        </w:rPr>
+        <w:t>Microsoft Azure Fundamentals</w:t>
+      </w:r>
+    </w:p>
+    <w:p>
+      <w:pPr>
         <w:keepNext w:val="off"/>
         <w:keepLines w:val="off"/>
         <w:pageBreakBefore w:val="off"/>
@@ -1968,6 +1660,241 @@
     </w:p>
     <w:p>
       <w:pPr>
+        <w:pStyle w:val="NoSpacing"/>
+        <w:rPr>
+          <w:rStyle w:val="Heading1Char"/>
+          <w:b/>
+          <w:bCs/>
+          <w:color w:val="auto"/>
+          <w:sz w:val="28"/>
+          <w:szCs w:val="28"/>
+          <w:rtl w:val="off"/>
+        </w:rPr>
+      </w:pPr>
+      <w:r>
+        <w:rPr>
+          <w:rStyle w:val="Heading1Char"/>
+          <w:b/>
+          <w:bCs/>
+          <w:color w:val="auto"/>
+          <w:sz w:val="28"/>
+          <w:szCs w:val="28"/>
+          <w:rtl w:val="off"/>
+        </w:rPr>
+        <w:t>Full Stack Developer Trainee</w:t>
+      </w:r>
+      <w:r>
+        <w:rPr>
+          <w:rStyle w:val="Heading1Char"/>
+          <w:b/>
+          <w:bCs/>
+          <w:color w:val="auto"/>
+          <w:sz w:val="28"/>
+          <w:szCs w:val="28"/>
+          <w:rtl w:val="off"/>
+        </w:rPr>
+        <w:tab/>
+        <w:t>|</w:t>
+      </w:r>
+      <w:r>
+        <w:rPr>
+          <w:rStyle w:val="Heading1Char"/>
+          <w:b/>
+          <w:bCs/>
+          <w:color w:val="auto"/>
+          <w:sz w:val="28"/>
+          <w:szCs w:val="28"/>
+          <w:rtl w:val="off"/>
+        </w:rPr>
+        <w:t>Nov 2024 - Mar 2025</w:t>
+      </w:r>
+    </w:p>
+    <w:p>
+      <w:pPr>
+        <w:pStyle w:val="NoSpacing"/>
+        <w:rPr>
+          <w:rFonts w:ascii="Cambria" w:cs="Cambria" w:eastAsia="Cambria" w:hAnsi="Cambria"/>
+          <w:b/>
+          <w:bCs/>
+          <w:color w:val="39a5b7" w:themeColor="accent1"/>
+          <w:sz w:val="26"/>
+          <w:szCs w:val="26"/>
+        </w:rPr>
+      </w:pPr>
+      <w:r>
+        <w:rPr>
+          <w:b/>
+          <w:bCs/>
+          <w:color w:val="39a5b7" w:themeColor="accent1"/>
+          <w:sz w:val="26"/>
+          <w:szCs w:val="26"/>
+          <w:rtl w:val="off"/>
+        </w:rPr>
+        <w:t>Generation SG/Temasek Polytechnic</w:t>
+      </w:r>
+    </w:p>
+    <w:p>
+      <w:pPr>
+        <w:keepNext w:val="off"/>
+        <w:keepLines w:val="off"/>
+        <w:pageBreakBefore w:val="off"/>
+        <w:widowControl w:val="on"/>
+        <w:numPr>
+          <w:ilvl w:val="0"/>
+          <w:numId w:val="5"/>
+        </w:numPr>
+        <w:pBdr>
+          <w:top w:val="nil" w:sz="4" w:space="0"/>
+          <w:left w:val="nil" w:sz="4" w:space="0"/>
+          <w:bottom w:val="nil" w:sz="4" w:space="0"/>
+          <w:right w:val="nil" w:sz="4" w:space="0"/>
+          <w:between w:val="nil" w:sz="4" w:space="0"/>
+        </w:pBdr>
+        <w:shd w:val="clear" w:fill="auto"/>
+        <w:spacing w:before="0" w:after="0" w:line="240" w:lineRule="auto"/>
+        <w:ind w:left="216" w:right="0" w:hanging="216"/>
+        <w:jc w:val="left"/>
+        <w:rPr>
+          <w:rFonts w:asciiTheme="minorAscii" w:cstheme="minorAscii" w:eastAsiaTheme="minorAscii" w:hAnsiTheme="minorAscii"/>
+          <w:b w:val="off"/>
+          <w:i w:val="off"/>
+          <w:smallCaps w:val="off"/>
+          <w:color w:val="404040"/>
+          <w:sz w:val="24"/>
+          <w:szCs w:val="24"/>
+          <w:u w:val="none"/>
+          <w:shd w:val="clear" w:fill="auto"/>
+          <w:vertAlign w:val="baseline"/>
+        </w:rPr>
+      </w:pPr>
+      <w:r>
+        <w:rPr>
+          <w:rFonts w:asciiTheme="minorAscii" w:cstheme="minorAscii" w:eastAsiaTheme="minorAscii" w:hAnsiTheme="minorAscii"/>
+          <w:b w:val="off"/>
+          <w:i w:val="off"/>
+          <w:smallCaps w:val="off"/>
+          <w:color w:val="404040"/>
+          <w:sz w:val="24"/>
+          <w:szCs w:val="24"/>
+          <w:u w:val="none"/>
+          <w:shd w:val="clear" w:fill="auto"/>
+          <w:vertAlign w:val="baseline"/>
+        </w:rPr>
+        <w:t>Developed a mobile reactive webpage based on a specific layout (Colmar Academy webpage)</w:t>
+      </w:r>
+    </w:p>
+    <w:p>
+      <w:pPr>
+        <w:keepNext w:val="off"/>
+        <w:keepLines w:val="off"/>
+        <w:pageBreakBefore w:val="off"/>
+        <w:widowControl w:val="on"/>
+        <w:numPr>
+          <w:ilvl w:val="0"/>
+          <w:numId w:val="5"/>
+        </w:numPr>
+        <w:pBdr>
+          <w:top w:val="nil" w:sz="4" w:space="0"/>
+          <w:left w:val="nil" w:sz="4" w:space="0"/>
+          <w:bottom w:val="nil" w:sz="4" w:space="0"/>
+          <w:right w:val="nil" w:sz="4" w:space="0"/>
+          <w:between w:val="nil" w:sz="4" w:space="0"/>
+        </w:pBdr>
+        <w:shd w:val="clear" w:fill="auto"/>
+        <w:spacing w:before="0" w:after="0" w:line="240" w:lineRule="auto"/>
+        <w:ind w:left="216" w:right="0" w:hanging="216"/>
+        <w:jc w:val="left"/>
+        <w:rPr>
+          <w:rFonts w:asciiTheme="minorAscii" w:cstheme="minorAscii" w:eastAsiaTheme="minorAscii" w:hAnsiTheme="minorAscii"/>
+          <w:sz w:val="24"/>
+          <w:szCs w:val="24"/>
+        </w:rPr>
+      </w:pPr>
+      <w:r>
+        <w:rPr>
+          <w:rFonts w:asciiTheme="minorAscii" w:cstheme="minorAscii" w:eastAsiaTheme="minorAscii" w:hAnsiTheme="minorAscii"/>
+          <w:sz w:val="24"/>
+          <w:szCs w:val="24"/>
+        </w:rPr>
+        <w:t>Developed a JavaScript console based game - Find Your Hat</w:t>
+      </w:r>
+    </w:p>
+    <w:p>
+      <w:pPr>
+        <w:keepNext w:val="off"/>
+        <w:keepLines w:val="off"/>
+        <w:pageBreakBefore w:val="off"/>
+        <w:widowControl w:val="on"/>
+        <w:numPr>
+          <w:ilvl w:val="0"/>
+          <w:numId w:val="5"/>
+        </w:numPr>
+        <w:pBdr>
+          <w:top w:val="nil" w:sz="4" w:space="0"/>
+          <w:left w:val="nil" w:sz="4" w:space="0"/>
+          <w:bottom w:val="nil" w:sz="4" w:space="0"/>
+          <w:right w:val="nil" w:sz="4" w:space="0"/>
+          <w:between w:val="nil" w:sz="4" w:space="0"/>
+        </w:pBdr>
+        <w:shd w:val="clear" w:fill="auto"/>
+        <w:spacing w:before="0" w:after="0" w:line="240" w:lineRule="auto"/>
+        <w:ind w:left="216" w:right="0" w:hanging="216"/>
+        <w:jc w:val="left"/>
+        <w:rPr>
+          <w:rFonts w:asciiTheme="minorAscii" w:cstheme="minorAscii" w:eastAsiaTheme="minorAscii" w:hAnsiTheme="minorAscii"/>
+          <w:sz w:val="24"/>
+          <w:szCs w:val="24"/>
+          <w:u w:val="none"/>
+        </w:rPr>
+      </w:pPr>
+      <w:r>
+        <w:rPr>
+          <w:rFonts w:asciiTheme="minorAscii" w:cstheme="minorAscii" w:eastAsiaTheme="minorAscii" w:hAnsiTheme="minorAscii"/>
+          <w:sz w:val="24"/>
+          <w:szCs w:val="24"/>
+          <w:u w:val="none"/>
+        </w:rPr>
+        <w:t>Completed our capstone project - A social media website for plant lovers using Java Spring Boot for the backend, and JavaScript/HTML &amp; Bootstrap/CSS for the frontend. Information displayed on the front end is stored in a SQL database</w:t>
+      </w:r>
+    </w:p>
+    <w:p>
+      <w:pPr>
+        <w:keepNext w:val="off"/>
+        <w:keepLines w:val="off"/>
+        <w:pageBreakBefore w:val="off"/>
+        <w:widowControl w:val="on"/>
+        <w:numPr>
+          <w:ilvl w:val="0"/>
+          <w:numId w:val="5"/>
+        </w:numPr>
+        <w:pBdr>
+          <w:top w:val="nil" w:sz="4" w:space="0"/>
+          <w:left w:val="nil" w:sz="4" w:space="0"/>
+          <w:bottom w:val="nil" w:sz="4" w:space="0"/>
+          <w:right w:val="nil" w:sz="4" w:space="0"/>
+          <w:between w:val="nil" w:sz="4" w:space="0"/>
+        </w:pBdr>
+        <w:shd w:val="clear" w:fill="auto"/>
+        <w:spacing w:before="0" w:line="240" w:lineRule="auto"/>
+        <w:ind w:left="216" w:right="0" w:hanging="216"/>
+        <w:jc w:val="left"/>
+        <w:rPr>
+          <w:sz w:val="28"/>
+          <w:szCs w:val="28"/>
+        </w:rPr>
+      </w:pPr>
+      <w:r>
+        <w:rPr>
+          <w:rFonts w:asciiTheme="minorAscii" w:cstheme="minorAscii" w:eastAsiaTheme="minorAscii" w:hAnsiTheme="minorAscii"/>
+          <w:sz w:val="24"/>
+          <w:szCs w:val="24"/>
+          <w:rtl w:val="off"/>
+        </w:rPr>
+        <w:t>Learned Full Stack Developer relevant skills: JavaScript, Java, Spring Boot, React, MySQL, HTML, and CSS</w:t>
+      </w:r>
+    </w:p>
+    <w:p>
+      <w:pPr>
         <w:pStyle w:val="Heading1"/>
         <w:spacing w:before="0"/>
         <w:rPr>
@@ -1989,11 +1916,7 @@
         </w:rPr>
         <w:t xml:space="preserve"> </w:t>
         <w:tab/>
-        <w:t>|</w:t>
-        <w:tab/>
-        <w:tab/>
-        <w:tab/>
-        <w:t>Aug 2013 - May 2016</w:t>
+        <w:t>|Aug 2013 - May 2016</w:t>
       </w:r>
     </w:p>
     <w:p>
@@ -2084,11 +2007,7 @@
         <w:rPr>
           <w:rtl w:val="off"/>
         </w:rPr>
-        <w:t>| </w:t>
-        <w:tab/>
-        <w:tab/>
-        <w:tab/>
-        <w:t>2012</w:t>
+        <w:t>| 2012</w:t>
       </w:r>
     </w:p>
     <w:p>
@@ -2309,7 +2228,7 @@
       </w:pPr>
     </w:p>
     <w:sectPr>
-      <w:footerReference w:type="default" r:id="rId26"/>
+      <w:footerReference w:type="default" r:id="rId28"/>
       <w:pgSz w:w="12240" w:h="15840" w:orient="portrait"/>
       <w:pgMar w:top="1008" w:right="1152" w:bottom="1152" w:left="1152" w:header="720" w:footer="720"/>
       <w:pgNumType w:start="1"/>
@@ -2856,6 +2775,226 @@
       </w:rPr>
     </w:lvl>
   </w:abstractNum>
+  <w:abstractNum w:abstractNumId="4">
+    <w:lvl w:ilvl="0" w:tentative="0">
+      <w:start w:val="1"/>
+      <w:numFmt w:val="bullet"/>
+      <w:lvlText w:val="·"/>
+      <w:lvlJc w:val="left"/>
+      <w:pPr>
+        <w:ind w:left="216" w:hanging="216"/>
+      </w:pPr>
+      <w:rPr>
+        <w:rFonts w:ascii="Cambria" w:cs="Cambria" w:eastAsia="Cambria" w:hAnsi="Cambria"/>
+      </w:rPr>
+    </w:lvl>
+    <w:lvl w:ilvl="1" w:tentative="0">
+      <w:start w:val="1"/>
+      <w:numFmt w:val="bullet"/>
+      <w:lvlText w:val="o"/>
+      <w:lvlJc w:val="left"/>
+      <w:pPr>
+        <w:ind w:left="648" w:hanging="216"/>
+      </w:pPr>
+      <w:rPr>
+        <w:rFonts w:ascii="Courier New" w:cs="Courier New" w:eastAsia="Courier New" w:hAnsi="Courier New"/>
+      </w:rPr>
+    </w:lvl>
+    <w:lvl w:ilvl="2" w:tentative="0">
+      <w:start w:val="1"/>
+      <w:numFmt w:val="bullet"/>
+      <w:lvlText w:val="▪"/>
+      <w:lvlJc w:val="left"/>
+      <w:pPr>
+        <w:ind w:left="1080" w:hanging="216"/>
+      </w:pPr>
+      <w:rPr>
+        <w:rFonts w:ascii="Noto Sans Symbols" w:cs="Noto Sans Symbols" w:eastAsia="Noto Sans Symbols" w:hAnsi="Noto Sans Symbols"/>
+      </w:rPr>
+    </w:lvl>
+    <w:lvl w:ilvl="3" w:tentative="0">
+      <w:start w:val="1"/>
+      <w:numFmt w:val="bullet"/>
+      <w:lvlText w:val="●"/>
+      <w:lvlJc w:val="left"/>
+      <w:pPr>
+        <w:ind w:left="1512" w:hanging="216"/>
+      </w:pPr>
+      <w:rPr>
+        <w:rFonts w:ascii="Noto Sans Symbols" w:cs="Noto Sans Symbols" w:eastAsia="Noto Sans Symbols" w:hAnsi="Noto Sans Symbols"/>
+      </w:rPr>
+    </w:lvl>
+    <w:lvl w:ilvl="4" w:tentative="0">
+      <w:start w:val="1"/>
+      <w:numFmt w:val="bullet"/>
+      <w:lvlText w:val="o"/>
+      <w:lvlJc w:val="left"/>
+      <w:pPr>
+        <w:ind w:left="1944" w:hanging="216"/>
+      </w:pPr>
+      <w:rPr>
+        <w:rFonts w:ascii="Courier New" w:cs="Courier New" w:eastAsia="Courier New" w:hAnsi="Courier New"/>
+      </w:rPr>
+    </w:lvl>
+    <w:lvl w:ilvl="5" w:tentative="0">
+      <w:start w:val="1"/>
+      <w:numFmt w:val="bullet"/>
+      <w:lvlText w:val="▪"/>
+      <w:lvlJc w:val="left"/>
+      <w:pPr>
+        <w:ind w:left="2376" w:hanging="216"/>
+      </w:pPr>
+      <w:rPr>
+        <w:rFonts w:ascii="Noto Sans Symbols" w:cs="Noto Sans Symbols" w:eastAsia="Noto Sans Symbols" w:hAnsi="Noto Sans Symbols"/>
+      </w:rPr>
+    </w:lvl>
+    <w:lvl w:ilvl="6" w:tentative="0">
+      <w:start w:val="1"/>
+      <w:numFmt w:val="bullet"/>
+      <w:lvlText w:val="●"/>
+      <w:lvlJc w:val="left"/>
+      <w:pPr>
+        <w:ind w:left="2808" w:hanging="216"/>
+      </w:pPr>
+      <w:rPr>
+        <w:rFonts w:ascii="Noto Sans Symbols" w:cs="Noto Sans Symbols" w:eastAsia="Noto Sans Symbols" w:hAnsi="Noto Sans Symbols"/>
+      </w:rPr>
+    </w:lvl>
+    <w:lvl w:ilvl="7" w:tentative="0">
+      <w:start w:val="1"/>
+      <w:numFmt w:val="bullet"/>
+      <w:lvlText w:val="o"/>
+      <w:lvlJc w:val="left"/>
+      <w:pPr>
+        <w:ind w:left="3240" w:hanging="216"/>
+      </w:pPr>
+      <w:rPr>
+        <w:rFonts w:ascii="Courier New" w:cs="Courier New" w:eastAsia="Courier New" w:hAnsi="Courier New"/>
+      </w:rPr>
+    </w:lvl>
+    <w:lvl w:ilvl="8" w:tentative="0">
+      <w:start w:val="1"/>
+      <w:numFmt w:val="bullet"/>
+      <w:lvlText w:val="▪"/>
+      <w:lvlJc w:val="left"/>
+      <w:pPr>
+        <w:ind w:left="3672" w:hanging="216"/>
+      </w:pPr>
+      <w:rPr>
+        <w:rFonts w:ascii="Noto Sans Symbols" w:cs="Noto Sans Symbols" w:eastAsia="Noto Sans Symbols" w:hAnsi="Noto Sans Symbols"/>
+      </w:rPr>
+    </w:lvl>
+  </w:abstractNum>
+  <w:abstractNum w:abstractNumId="5">
+    <w:lvl w:ilvl="0" w:tentative="0">
+      <w:start w:val="1"/>
+      <w:numFmt w:val="bullet"/>
+      <w:lvlText w:val="·"/>
+      <w:lvlJc w:val="left"/>
+      <w:pPr>
+        <w:ind w:left="216" w:hanging="216"/>
+      </w:pPr>
+      <w:rPr>
+        <w:rFonts w:ascii="Cambria" w:cs="Cambria" w:eastAsia="Cambria" w:hAnsi="Cambria"/>
+      </w:rPr>
+    </w:lvl>
+    <w:lvl w:ilvl="1" w:tentative="0">
+      <w:start w:val="1"/>
+      <w:numFmt w:val="bullet"/>
+      <w:lvlText w:val="o"/>
+      <w:lvlJc w:val="left"/>
+      <w:pPr>
+        <w:ind w:left="648" w:hanging="216"/>
+      </w:pPr>
+      <w:rPr>
+        <w:rFonts w:ascii="Courier New" w:cs="Courier New" w:eastAsia="Courier New" w:hAnsi="Courier New"/>
+      </w:rPr>
+    </w:lvl>
+    <w:lvl w:ilvl="2" w:tentative="0">
+      <w:start w:val="1"/>
+      <w:numFmt w:val="bullet"/>
+      <w:lvlText w:val="▪"/>
+      <w:lvlJc w:val="left"/>
+      <w:pPr>
+        <w:ind w:left="1080" w:hanging="216"/>
+      </w:pPr>
+      <w:rPr>
+        <w:rFonts w:ascii="Noto Sans Symbols" w:cs="Noto Sans Symbols" w:eastAsia="Noto Sans Symbols" w:hAnsi="Noto Sans Symbols"/>
+      </w:rPr>
+    </w:lvl>
+    <w:lvl w:ilvl="3" w:tentative="0">
+      <w:start w:val="1"/>
+      <w:numFmt w:val="bullet"/>
+      <w:lvlText w:val="●"/>
+      <w:lvlJc w:val="left"/>
+      <w:pPr>
+        <w:ind w:left="1512" w:hanging="216"/>
+      </w:pPr>
+      <w:rPr>
+        <w:rFonts w:ascii="Noto Sans Symbols" w:cs="Noto Sans Symbols" w:eastAsia="Noto Sans Symbols" w:hAnsi="Noto Sans Symbols"/>
+      </w:rPr>
+    </w:lvl>
+    <w:lvl w:ilvl="4" w:tentative="0">
+      <w:start w:val="1"/>
+      <w:numFmt w:val="bullet"/>
+      <w:lvlText w:val="o"/>
+      <w:lvlJc w:val="left"/>
+      <w:pPr>
+        <w:ind w:left="1944" w:hanging="216"/>
+      </w:pPr>
+      <w:rPr>
+        <w:rFonts w:ascii="Courier New" w:cs="Courier New" w:eastAsia="Courier New" w:hAnsi="Courier New"/>
+      </w:rPr>
+    </w:lvl>
+    <w:lvl w:ilvl="5" w:tentative="0">
+      <w:start w:val="1"/>
+      <w:numFmt w:val="bullet"/>
+      <w:lvlText w:val="▪"/>
+      <w:lvlJc w:val="left"/>
+      <w:pPr>
+        <w:ind w:left="2376" w:hanging="216"/>
+      </w:pPr>
+      <w:rPr>
+        <w:rFonts w:ascii="Noto Sans Symbols" w:cs="Noto Sans Symbols" w:eastAsia="Noto Sans Symbols" w:hAnsi="Noto Sans Symbols"/>
+      </w:rPr>
+    </w:lvl>
+    <w:lvl w:ilvl="6" w:tentative="0">
+      <w:start w:val="1"/>
+      <w:numFmt w:val="bullet"/>
+      <w:lvlText w:val="●"/>
+      <w:lvlJc w:val="left"/>
+      <w:pPr>
+        <w:ind w:left="2808" w:hanging="216"/>
+      </w:pPr>
+      <w:rPr>
+        <w:rFonts w:ascii="Noto Sans Symbols" w:cs="Noto Sans Symbols" w:eastAsia="Noto Sans Symbols" w:hAnsi="Noto Sans Symbols"/>
+      </w:rPr>
+    </w:lvl>
+    <w:lvl w:ilvl="7" w:tentative="0">
+      <w:start w:val="1"/>
+      <w:numFmt w:val="bullet"/>
+      <w:lvlText w:val="o"/>
+      <w:lvlJc w:val="left"/>
+      <w:pPr>
+        <w:ind w:left="3240" w:hanging="216"/>
+      </w:pPr>
+      <w:rPr>
+        <w:rFonts w:ascii="Courier New" w:cs="Courier New" w:eastAsia="Courier New" w:hAnsi="Courier New"/>
+      </w:rPr>
+    </w:lvl>
+    <w:lvl w:ilvl="8" w:tentative="0">
+      <w:start w:val="1"/>
+      <w:numFmt w:val="bullet"/>
+      <w:lvlText w:val="▪"/>
+      <w:lvlJc w:val="left"/>
+      <w:pPr>
+        <w:ind w:left="3672" w:hanging="216"/>
+      </w:pPr>
+      <w:rPr>
+        <w:rFonts w:ascii="Noto Sans Symbols" w:cs="Noto Sans Symbols" w:eastAsia="Noto Sans Symbols" w:hAnsi="Noto Sans Symbols"/>
+      </w:rPr>
+    </w:lvl>
+  </w:abstractNum>
   <w:num w:numId="1">
     <w:abstractNumId w:val="0"/>
   </w:num>
@@ -2867,6 +3006,12 @@
   </w:num>
   <w:num w:numId="4">
     <w:abstractNumId w:val="3"/>
+  </w:num>
+  <w:num w:numId="5">
+    <w:abstractNumId w:val="4"/>
+  </w:num>
+  <w:num w:numId="6">
+    <w:abstractNumId w:val="5"/>
   </w:num>
 </w:numbering>
 </file>
